--- a/doc/演示视频02_从一张草绘图入手_拍摄流程书.docx
+++ b/doc/演示视频02_从一张草绘图入手_拍摄流程书.docx
@@ -293,7 +293,7 @@
                 <w:color w:val="18212B"/>
                 <w:sz w:val="21"/>
               </w:rPr>
-              <w:t>先叠化显示原始轮廓草图、第一版成衣和局部修正版：‘我需要 AI 尊重的是肩宽、非对称分割和长度关系，不是照着线条做一张插画。’</w:t>
+              <w:t>先叠化显示原始轮廓草图、第一版成衣和局部修正版：‘我需要 AI 尊重的是方领、自然腰线、叠片和裙长关系，不是照着线条做一张插画。’</w:t>
             </w:r>
           </w:p>
         </w:tc>
@@ -429,7 +429,7 @@
                 <w:color w:val="18212B"/>
                 <w:sz w:val="18"/>
               </w:rPr>
-              <w:t>图片：石灰白面料近摄图；名称：石灰白轻量棉锦 / F-02。库内不填写、不显示、不携带任何其他面料信息。</w:t>
+              <w:t>图片：雾薄荷面料近摄图；名称：雾薄荷棉真丝府绸 / F-02。库内不填写、不显示、不携带任何其他面料信息。</w:t>
             </w:r>
           </w:p>
         </w:tc>
@@ -452,7 +452,7 @@
                 <w:color w:val="0B2545"/>
                 <w:sz w:val="18"/>
               </w:rPr>
-              <w:t>项目材料约束（普通白板备注）</w:t>
+              <w:t>面料视觉约束</w:t>
             </w:r>
           </w:p>
         </w:tc>
@@ -472,7 +472,7 @@
                 <w:color w:val="18212B"/>
                 <w:sz w:val="18"/>
               </w:rPr>
-              <w:t>独立于面料库的“PROJECT MATERIAL NOTE / F-02”普通便签记录供应商确认的棉 68% / 尼龙 32%、135 GSM、平纹、门幅 148 cm、微弹、不透，以及设计判断的微挺、哑光和春夏轻外套/连衣裙用途。</w:t>
+              <w:t>仅依据“雾薄荷棉真丝府绸 / F-02”的图片与名称，要求成衣保持图中可见的雾薄荷色、轻薄微挺感和柔和微光；不添加任何面料工程参数。</w:t>
             </w:r>
           </w:p>
         </w:tc>
@@ -515,7 +515,7 @@
                 <w:color w:val="18212B"/>
                 <w:sz w:val="18"/>
               </w:rPr>
-              <w:t>膝下非对称模块风衣裙：肩宽 42 cm 视觉比例，A 形下摆，左前片短至膝上 6 cm、右前片至小腿中部，斜向前中开合，腰节位于自然腰下 2 cm，直筒长袖。</w:t>
+              <w:t>无袖方领非对称叠片夏季连衣裙：方领宽18 cm、前领深11 cm、肩带宽3 cm、自然腰线、八片A形裙摆、左前叠片止于裙长的2/3、后中隐形拉链，成衣后中长112 cm。</w:t>
             </w:r>
           </w:p>
         </w:tc>
@@ -558,7 +558,7 @@
                 <w:color w:val="18212B"/>
                 <w:sz w:val="18"/>
               </w:rPr>
-              <w:t>以“模块风衣裙 / V1”草图为廓形第一约束生成 3 组可实现女装；严格保持肩宽、A形下摆、左短右长、膝下长度、直筒袖、斜向开合和腰节；使用 135 GSM 微挺哑光棉锦，石灰白主色、炭黑辅色、信号橙≤5%；避免腰带、大贴袋、夸张垫肩和结构断裂。</w:t>
+              <w:t>以“叠片夏季裙 / V1”草图为廓形第一约束生成 3 组可实现夏季连衣裙；严格保持18 cm方领、11 cm前领深、3 cm肩带、自然腰线、八片A形裙摆、左前叠片与112 cm后中长；以“雾薄荷棉真丝府绸 / F-02”的图片为材质参考，保持雾薄荷色、轻薄微挺感与柔和微光，骨白内层、珊瑚粉≤3%；后中隐形拉链，避免袖子、腰带、大贴袋、透明走光和结构断裂。</w:t>
             </w:r>
           </w:p>
         </w:tc>
@@ -601,7 +601,7 @@
                 <w:color w:val="18212B"/>
                 <w:sz w:val="18"/>
               </w:rPr>
-              <w:t>局部重绘领口与斜门襟交界：掩码覆盖颈窝至胸线约 12×18 cm；改为 3.5 cm 窄翻领，门襟在右胸处连续闭合；肩宽、腰节、左右下摆和面料保持不动。</w:t>
+              <w:t>局部重绘方领与右侧袖窿：掩码覆盖领口至腋下约 14×20 cm；把方领宽校正为18 cm、前领深11 cm、肩带统一3 cm，右袖窿抬高1.5 cm以消除走光；自然腰线、左侧叠片、112 cm裙长和面料保持不动。</w:t>
             </w:r>
           </w:p>
         </w:tc>
@@ -644,7 +644,7 @@
                 <w:color w:val="18212B"/>
                 <w:sz w:val="18"/>
               </w:rPr>
-              <w:t>选择“细节”轴，强度 0.25，生成 3 个变体，只比较低立领/窄翻领与平口/窄袢袖口；若下摆或腰节变化，立即丢弃。</w:t>
+              <w:t>选择“细节”轴，强度0.20，生成3个变体，只比较肩带包边、同料净缝与背部细系带；若方领、腰线、叠片或裙长变化，立即丢弃。</w:t>
             </w:r>
           </w:p>
         </w:tc>
@@ -687,7 +687,7 @@
                 <w:color w:val="18212B"/>
                 <w:sz w:val="18"/>
               </w:rPr>
-              <w:t>返回可编辑草图，把右侧模块片上边缘整体抬高 4 cm，其他线不动；草图显示“有新改动”后重新“完成并引用”，再沿 V2 生成一组结构候选。</w:t>
+              <w:t>返回可编辑草图，把左侧叠片下端延长 6 cm，其他线不动；草图显示“有新改动”后重新“完成并引用”，再沿 V2 生成一组结构候选。</w:t>
             </w:r>
           </w:p>
         </w:tc>
@@ -730,7 +730,7 @@
                 <w:color w:val="18212B"/>
                 <w:sz w:val="18"/>
               </w:rPr>
-              <w:t>V1 草图、V2 草图、初次生成、领口局部修正版和 V2 成衣并排；导出最终 V2 的原图高清 JPG/PNG。</w:t>
+              <w:t>V1 草图、V2 草图、初次生成、方领袖窿局部修正版和 V2 成衣并排；导出最终 V2 的原图高清 JPG/PNG。</w:t>
             </w:r>
           </w:p>
         </w:tc>
@@ -908,7 +908,7 @@
           <w:rFonts w:ascii="Calibri" w:hAnsi="Calibri" w:eastAsia="Microsoft YaHei"/>
           <w:color w:val="18212B"/>
         </w:rPr>
-        <w:t>SS27 / 非对称模块风衣裙</w:t>
+        <w:t>SS27 / 非对称叠片夏季连衣裙</w:t>
       </w:r>
     </w:p>
     <w:p>
@@ -1002,7 +1002,7 @@
           <w:rFonts w:ascii="Calibri" w:hAnsi="Calibri" w:eastAsia="Microsoft YaHei"/>
           <w:color w:val="18212B"/>
         </w:rPr>
-        <w:t>草图目标：正面女装风衣裙，左短右长的非对称前片，明确肩线、腰节与模块分割。</w:t>
+        <w:t>草图目标：正面无袖方领夏季连衣裙，明确 18 cm 方领、3 cm 肩带、自然腰线、八片 A 形裙摆、左侧叠片与 112 cm 裙长。</w:t>
       </w:r>
     </w:p>
     <w:p>
@@ -1019,7 +1019,7 @@
           <w:rFonts w:ascii="Calibri" w:hAnsi="Calibri" w:eastAsia="Microsoft YaHei"/>
           <w:color w:val="18212B"/>
         </w:rPr>
-        <w:t>色板：石灰白 #D7D1C7、炭黑 #202225、信号橙 #E85D36（≤5% 点缀）。</w:t>
+        <w:t>色板：雾薄荷 #BFD8CF、骨白 #F1ECE2、珊瑚粉 #E98B82（≤5% 点缀）。</w:t>
       </w:r>
     </w:p>
     <w:p>
@@ -1036,7 +1036,7 @@
           <w:rFonts w:ascii="Calibri" w:hAnsi="Calibri" w:eastAsia="Microsoft YaHei"/>
           <w:color w:val="18212B"/>
         </w:rPr>
-        <w:t>面料库素材：图片为石灰白面料近摄图，名称为“石灰白轻量棉锦 / F-02”；库内没有其他任何信息。</w:t>
+        <w:t>面料库素材：图片为雾薄荷面料近摄图，名称为“雾薄荷棉真丝府绸 / F-02”；库内没有其他任何信息。</w:t>
       </w:r>
     </w:p>
     <w:p>
@@ -1053,7 +1053,7 @@
           <w:rFonts w:ascii="Calibri" w:hAnsi="Calibri" w:eastAsia="Microsoft YaHei"/>
           <w:color w:val="18212B"/>
         </w:rPr>
-        <w:t>普通白板项目材料备注：PROJECT MATERIAL NOTE / F-02；独立记录供应商确认的棉 68% / 尼龙 32%、135 GSM、平纹、门幅 148 cm、微弹、不透，以及设计判断的微挺、中性哑光；不属于面料库。</w:t>
+        <w:t>面料参考：从面料库加入“雾薄荷棉真丝府绸 / F-02”的图片与名称；只要求生成结果保持图中可见的雾薄荷色、轻薄微挺感与柔和微光，不补充面料工程参数。</w:t>
       </w:r>
     </w:p>
     <w:p>
@@ -1132,7 +1132,7 @@
           <w:rFonts w:ascii="Calibri" w:hAnsi="Calibri" w:eastAsia="Microsoft YaHei"/>
           <w:color w:val="18212B"/>
         </w:rPr>
-        <w:t>草图轮廓：肩宽、A 形下摆、左短右长的前片关系、膝下长度和直筒长袖。</w:t>
+        <w:t>草图轮廓：方领宽度、3 cm肩带、自然腰线、八片A形裙摆、左侧叠片和112 cm裙长。</w:t>
       </w:r>
     </w:p>
     <w:p>
@@ -1149,7 +1149,7 @@
           <w:rFonts w:ascii="Calibri" w:hAnsi="Calibri" w:eastAsia="Microsoft YaHei"/>
           <w:color w:val="18212B"/>
         </w:rPr>
-        <w:t>结构线：斜向前中开合、腰节位置、右侧模块片和背部活动量；不得被装饰线取代。</w:t>
+        <w:t>结构线：方领、腋下省、自然腰线、左侧叠片和后中隐形拉链；不得被装饰线取代。</w:t>
       </w:r>
     </w:p>
     <w:p>
@@ -1214,7 +1214,7 @@
           <w:rFonts w:ascii="Calibri" w:hAnsi="Calibri" w:eastAsia="Microsoft YaHei"/>
           <w:color w:val="18212B"/>
         </w:rPr>
-        <w:t>领型可比较小翻领、低立领；袖口可比较平口、窄袢带。</w:t>
+        <w:t>肩带衔接可比较包边、同料净缝与背部细系带；裙摆缝可比较明线或无明线。</w:t>
       </w:r>
     </w:p>
     <w:p>
@@ -1231,7 +1231,7 @@
           <w:rFonts w:ascii="Calibri" w:hAnsi="Calibri" w:eastAsia="Microsoft YaHei"/>
           <w:color w:val="18212B"/>
         </w:rPr>
-        <w:t>面料可在微挺棉锦与轻量防水科技布之间做受控比较。</w:t>
+        <w:t>面料表达只比较棉真丝府绸的轻薄微挺、柔和微光与里布透视控制。</w:t>
       </w:r>
     </w:p>
     <w:p>
@@ -1248,7 +1248,7 @@
           <w:rFonts w:ascii="Calibri" w:hAnsi="Calibri" w:eastAsia="Microsoft YaHei"/>
           <w:color w:val="18212B"/>
         </w:rPr>
-        <w:t>信号橙只允许出现在拉链头、打枣或内层窄条，不超过视觉面积 5%。</w:t>
+        <w:t>珊瑚粉只允许出现在拉链头、打枣或内层窄条，不超过视觉面积3%。</w:t>
       </w:r>
     </w:p>
     <w:p>
@@ -1265,7 +1265,7 @@
           <w:rFonts w:ascii="Calibri" w:hAnsi="Calibri" w:eastAsia="Microsoft YaHei"/>
           <w:color w:val="18212B"/>
         </w:rPr>
-        <w:t>第二轮允许把右侧模块片抬高 3–5 cm，但必须回写并完成新的草图引用。</w:t>
+        <w:t>第二轮允许把左侧叠片下端延长 6 cm，但必须回写并完成新的草图引用。</w:t>
       </w:r>
     </w:p>
     <w:p>
@@ -1296,7 +1296,7 @@
           <w:rFonts w:ascii="Calibri" w:hAnsi="Calibri" w:eastAsia="Microsoft YaHei"/>
           <w:color w:val="18212B"/>
         </w:rPr>
-        <w:t>肩宽、腰节、斜向开合或左右长度关系偏离草图。</w:t>
+        <w:t>方领宽度、肩带、自然腰线、左侧叠片或112 cm裙长偏离草图。</w:t>
       </w:r>
     </w:p>
     <w:p>
@@ -1313,7 +1313,7 @@
           <w:rFonts w:ascii="Calibri" w:hAnsi="Calibri" w:eastAsia="Microsoft YaHei"/>
           <w:color w:val="18212B"/>
         </w:rPr>
-        <w:t>把结构线画成无功能装饰；出现不闭合裁片、断裂门襟或无法穿脱。</w:t>
+        <w:t>把省道或叠片线画成无功能装饰；出现袖窿走光、后中拉链断裂或无法穿脱。</w:t>
       </w:r>
     </w:p>
     <w:p>
@@ -1330,7 +1330,7 @@
           <w:rFonts w:ascii="Calibri" w:hAnsi="Calibri" w:eastAsia="Microsoft YaHei"/>
           <w:color w:val="18212B"/>
         </w:rPr>
-        <w:t>为了“时尚感”添加腰带、大口袋、夸张垫肩或大面积橙色。</w:t>
+        <w:t>为了“时尚感”添加腰带、大口袋、夸张垫肩或大面积珊瑚粉。</w:t>
       </w:r>
     </w:p>
     <w:p>
@@ -1730,7 +1730,7 @@
                 <w:color w:val="18212B"/>
                 <w:sz w:val="17"/>
               </w:rPr>
-              <w:t>用“自由轮廓笔”画肩线、袖外形、A 形下摆和左右不对称长度。</w:t>
+              <w:t>用“自由轮廓笔”画方领、3 cm肩带、上身轮廓、八片A形裙摆和左侧叠片。</w:t>
             </w:r>
           </w:p>
         </w:tc>
@@ -1902,7 +1902,7 @@
                 <w:color w:val="18212B"/>
                 <w:sz w:val="17"/>
               </w:rPr>
-              <w:t>从工具条打开“面料库”，在抽屉切到“我的”，只按名称搜索“石灰白轻量棉锦 / F-02”。</w:t>
+              <w:t>从工具条打开“面料库”，在抽屉切到“我的”，只按名称搜索“雾薄荷棉真丝府绸 / F-02”。</w:t>
             </w:r>
           </w:p>
         </w:tc>
@@ -2139,7 +2139,7 @@
                 <w:color w:val="18212B"/>
                 <w:sz w:val="17"/>
               </w:rPr>
-              <w:t>局部重绘修正门襟与领口</w:t>
+              <w:t>局部重绘修正方领与袖窿</w:t>
             </w:r>
           </w:p>
         </w:tc>
@@ -2246,7 +2246,7 @@
                 <w:color w:val="18212B"/>
                 <w:sz w:val="17"/>
               </w:rPr>
-              <w:t>先选择“细节”轴、较低强度生成 3 个变体，比领型/袖口。</w:t>
+              <w:t>先选择“细节”轴、较低强度生成 3 个变体，比较肩带包边、同料净缝与背部细系带。</w:t>
             </w:r>
           </w:p>
         </w:tc>
@@ -2802,7 +2802,7 @@
           <w:rFonts w:ascii="Calibri" w:hAnsi="Calibri" w:eastAsia="Microsoft YaHei"/>
           <w:color w:val="18212B"/>
         </w:rPr>
-        <w:t>将草图重命名为“模块风衣裙 / V1”。</w:t>
+        <w:t>将草图重命名为“叠片夏季裙 / V1”。</w:t>
       </w:r>
     </w:p>
     <w:p>
@@ -2988,7 +2988,7 @@
           <w:rFonts w:ascii="Calibri" w:hAnsi="Calibri" w:eastAsia="Microsoft YaHei"/>
           <w:color w:val="18212B"/>
         </w:rPr>
-        <w:t>用“自由轮廓笔”画肩线、袖外形、A 形下摆和左右不对称长度。</w:t>
+        <w:t>用“自由轮廓笔”画方领、3 cm肩带、上身轮廓、八片A形裙摆和左侧叠片。</w:t>
       </w:r>
     </w:p>
     <w:p>
@@ -3005,7 +3005,7 @@
           <w:rFonts w:ascii="Calibri" w:hAnsi="Calibri" w:eastAsia="Microsoft YaHei"/>
           <w:color w:val="18212B"/>
         </w:rPr>
-        <w:t>切换“结构线”画斜向开合、腰节、模块分割。</w:t>
+        <w:t>切换“结构线”画腋下省、自然腰线、叠片边界和后中拉链。</w:t>
       </w:r>
     </w:p>
     <w:p>
@@ -3088,7 +3088,7 @@
                 <w:color w:val="18212B"/>
                 <w:sz w:val="21"/>
               </w:rPr>
-              <w:t>外轮廓定义体量，结构线定义衣服如何成立。我会故意画错一笔：安全橡皮只处理当前草图，不会伤到底层参考或其他素材。</w:t>
+              <w:t>外轮廓定义夏季裙的比例，结构线定义省道、腰线、叠片和拉链如何成立。我会故意画错一笔：安全橡皮只处理当前草图，不会伤到底层参考或其他素材。</w:t>
             </w:r>
           </w:p>
         </w:tc>
@@ -3452,7 +3452,7 @@
           <w:rFonts w:ascii="Calibri" w:hAnsi="Calibri" w:eastAsia="Microsoft YaHei"/>
           <w:color w:val="18212B"/>
         </w:rPr>
-        <w:t>从工具条打开“面料库”，在抽屉切到“我的”，只按名称搜索“石灰白轻量棉锦 / F-02”。</w:t>
+        <w:t>从工具条打开“面料库”，在抽屉切到“我的”，只按名称搜索“雾薄荷棉真丝府绸 / F-02”。</w:t>
       </w:r>
     </w:p>
     <w:p>
@@ -3486,7 +3486,7 @@
           <w:rFonts w:ascii="Calibri" w:hAnsi="Calibri" w:eastAsia="Microsoft YaHei"/>
           <w:color w:val="18212B"/>
         </w:rPr>
-        <w:t>关闭面料库后，用普通便签工具新建“PROJECT MATERIAL NOTE / F-02”：供应商确认＝棉68%/尼龙32%、135 GSM、平纹、门幅148 cm、微弹、不透；设计判断＝微挺、哑光、春夏轻外套/连衣裙；未知项标“待测试”。另加三色色卡与工艺便签“橙色≤5%、斜向门襟必须可穿脱、禁止腰带”。</w:t>
+        <w:t>关闭面料库后，将“雾薄荷棉真丝府绸 / F-02”的图片作为视觉参考，另加三色色卡与避用项“珊瑚粉≤3%、袖窿不得走光、后中拉链连续、禁止大荷叶边”；面料节点仍只有图片和名称。</w:t>
       </w:r>
     </w:p>
     <w:p>
@@ -3503,7 +3503,7 @@
           <w:rFonts w:ascii="Calibri" w:hAnsi="Calibri" w:eastAsia="Microsoft YaHei"/>
           <w:color w:val="18212B"/>
         </w:rPr>
-        <w:t>逐一在“标签设计”确认草图=廓形参考、面料图片=面料参考、色卡=色彩方案、两张普通项目便签=备注；不向面料节点补写任何信息。</w:t>
+        <w:t>逐一在“标签设计”确认草图=廓形参考、面料图片=面料参考、色卡=色彩方案、禁止大荷叶边参考=避用；不向面料节点补写任何信息。</w:t>
       </w:r>
     </w:p>
     <w:tbl>
@@ -3552,7 +3552,7 @@
                 <w:color w:val="18212B"/>
                 <w:sz w:val="21"/>
               </w:rPr>
-              <w:t>草图锁比例，面料库严格只有图片和名称。关闭面料库以后，我才用普通白板便签记录项目材料约束和工艺边界；这些内容不会写回或附着到面料库素材。</w:t>
+              <w:t>草图锁比例，面料库严格只有图片和名称。关闭面料库以后，我直接选中面料图片作为视觉参考；服装尺寸、结构和避用项写进本轮设计提示词，不为面料资产补充隐藏属性。</w:t>
             </w:r>
           </w:p>
         </w:tc>
@@ -3582,7 +3582,7 @@
           <w:rFonts w:ascii="Calibri" w:hAnsi="Calibri" w:eastAsia="Microsoft YaHei"/>
           <w:color w:val="18212B"/>
         </w:rPr>
-        <w:t>面料抽屉的“我的”选中态；仅名称搜索；只含图片与名称的落位节点；关闭面料库后新建 PROJECT MATERIAL NOTE / F-02</w:t>
+        <w:t>面料抽屉的“我的”选中态；仅名称搜索；只含图片与名称的落位节点；关闭面料库后新建 面料节点 F-02（仅图片与名称）</w:t>
       </w:r>
     </w:p>
     <w:p>
@@ -3603,7 +3603,7 @@
           <w:rFonts w:ascii="Calibri" w:hAnsi="Calibri" w:eastAsia="Microsoft YaHei"/>
           <w:color w:val="5D6875"/>
         </w:rPr>
-        <w:t>先拍面料节点只有图片和名称，再拍关闭面料库与普通便签创建；不得在同一界面中把项目备注表现成面料库信息。</w:t>
+        <w:t>先拍面料节点只有图片和名称，再拍关闭面料库并把该图片选入设计助手上下文；不得暗示面料资产包含隐藏参数。</w:t>
       </w:r>
     </w:p>
     <w:p>
@@ -3875,7 +3875,7 @@
           <w:rFonts w:ascii="Calibri" w:hAnsi="Calibri" w:eastAsia="Microsoft YaHei"/>
           <w:color w:val="18212B"/>
         </w:rPr>
-        <w:t>沿肩宽、腰节、斜向门襟、左右下摆逐项检查。</w:t>
+        <w:t>沿方领、肩带、自然腰线、左侧叠片、裙长逐项检查。</w:t>
       </w:r>
     </w:p>
     <w:p>
@@ -3892,7 +3892,7 @@
           <w:rFonts w:ascii="Calibri" w:hAnsi="Calibri" w:eastAsia="Microsoft YaHei"/>
           <w:color w:val="18212B"/>
         </w:rPr>
-        <w:t>丢弃一张腰节漂移的方案，采纳结构最清楚的一张。</w:t>
+        <w:t>丢弃一张方领变形或腰线漂移的方案，采纳结构最清楚的一张。</w:t>
       </w:r>
     </w:p>
     <w:tbl>
@@ -3941,7 +3941,7 @@
                 <w:color w:val="18212B"/>
                 <w:sz w:val="21"/>
               </w:rPr>
-              <w:t>这轮我不评价摄影氛围，只对照四个点：肩宽、腰节、斜向开合和左右长度。腰节一旦漂移，整个比例就不再是我的草图。</w:t>
+              <w:t>这轮我不评价摄影氛围，只对照五个点：方领、肩带、自然腰线、叠片和裙长。自然腰线一旦漂移，整个比例就不再是我的草图。</w:t>
             </w:r>
           </w:p>
         </w:tc>
@@ -4064,7 +4064,7 @@
           <w:color w:val="2E74B5"/>
           <w:sz w:val="26"/>
         </w:rPr>
-        <w:t>08  06:10–07:25  局部重绘修正门襟与领口</w:t>
+        <w:t>08  06:10–07:25  局部重绘修正方领与袖窿</w:t>
       </w:r>
     </w:p>
     <w:p>
@@ -4119,7 +4119,7 @@
           <w:rFonts w:ascii="Calibri" w:hAnsi="Calibri" w:eastAsia="Microsoft YaHei"/>
           <w:color w:val="18212B"/>
         </w:rPr>
-        <w:t>小画笔只涂领口和斜向门襟交界。</w:t>
+        <w:t>小画笔只涂方领和右侧袖窿。</w:t>
       </w:r>
     </w:p>
     <w:p>
@@ -4136,7 +4136,7 @@
           <w:rFonts w:ascii="Calibri" w:hAnsi="Calibri" w:eastAsia="Microsoft YaHei"/>
           <w:color w:val="18212B"/>
         </w:rPr>
-        <w:t>输入窄翻领、门襟连续、保持肩腰下摆关系。</w:t>
+        <w:t>输入方领宽18 cm、前领深11 cm、肩带3 cm、右袖窿抬高1.5 cm，并保持腰线、叠片和裙长。</w:t>
       </w:r>
     </w:p>
     <w:p>
@@ -4202,7 +4202,7 @@
                 <w:color w:val="18212B"/>
                 <w:sz w:val="21"/>
               </w:rPr>
-              <w:t>这张的轮廓已经通过，只是领口与门襟交界不够干净。我只允许改掩码区域，肩、腰、下摆和面料都必须保持。</w:t>
+              <w:t>这张的轮廓已经通过，只是方领转角与右侧袖窿贴合不够干净。我只允许改掩码区域，自然腰线、左侧叠片、裙长和面料都必须保持。</w:t>
             </w:r>
           </w:p>
         </w:tc>
@@ -4305,7 +4305,7 @@
           <w:rFonts w:ascii="Calibri" w:hAnsi="Calibri" w:eastAsia="Microsoft YaHei"/>
           <w:color w:val="18212B"/>
         </w:rPr>
-        <w:t>先选择“细节”轴、较低强度生成 3 个变体，比领型/袖口。</w:t>
+        <w:t>先选择“细节”轴、较低强度生成 3 个变体，比较肩带包边、同料净缝与背部细系带。</w:t>
       </w:r>
     </w:p>
     <w:p>
@@ -4322,7 +4322,7 @@
           <w:rFonts w:ascii="Calibri" w:hAnsi="Calibri" w:eastAsia="Microsoft YaHei"/>
           <w:color w:val="18212B"/>
         </w:rPr>
-        <w:t>再口播说明：若要改右侧模块片高度，应回到草图，而不是用高强度随机变体。</w:t>
+        <w:t>再口播说明：若要改左侧叠片长度，应回到草图，而不是用高强度随机变体。</w:t>
       </w:r>
     </w:p>
     <w:p>
@@ -4339,7 +4339,7 @@
           <w:rFonts w:ascii="Calibri" w:hAnsi="Calibri" w:eastAsia="Microsoft YaHei"/>
           <w:color w:val="18212B"/>
         </w:rPr>
-        <w:t>拒绝一张改变下摆比例的细节变体。</w:t>
+        <w:t>拒绝一张改变方领或裙长比例的细节变体。</w:t>
       </w:r>
     </w:p>
     <w:tbl>
@@ -4388,7 +4388,7 @@
                 <w:color w:val="18212B"/>
                 <w:sz w:val="21"/>
               </w:rPr>
-              <w:t>细节轴只比较领型和袖口。真正涉及模块片高度的改动要回到源草图，否则很快失去设计意图。</w:t>
+              <w:t>细节轴只比较肩带收口和背部细系带。真正涉及左侧叠片长度的改动要回到源草图，否则很快失去设计意图。</w:t>
             </w:r>
           </w:p>
         </w:tc>
@@ -4694,7 +4694,7 @@
           <w:rFonts w:ascii="Calibri" w:hAnsi="Calibri" w:eastAsia="Microsoft YaHei"/>
           <w:color w:val="18212B"/>
         </w:rPr>
-        <w:t>把右侧模块片抬高约 4 cm，演示草图变为“有新改动”。</w:t>
+        <w:t>把左侧叠片下端延长约 6 cm，演示草图变为“有新改动”。</w:t>
       </w:r>
     </w:p>
     <w:p>
@@ -4728,7 +4728,7 @@
           <w:rFonts w:ascii="Calibri" w:hAnsi="Calibri" w:eastAsia="Microsoft YaHei"/>
           <w:color w:val="18212B"/>
         </w:rPr>
-        <w:t>新建设计助手会话或重命名为“模块风衣裙 / V2”，附加草图并要求沿 V2 继续。</w:t>
+        <w:t>新建设计助手会话或重命名为“叠片夏季裙 / V2”，附加草图并要求沿 V2 继续。</w:t>
       </w:r>
     </w:p>
     <w:tbl>
@@ -5161,7 +5161,7 @@
                 <w:color w:val="18212B"/>
                 <w:sz w:val="19"/>
               </w:rPr>
-              <w:t>先不要生成。请读取选中的廓形草图、面料、色卡和备注，以服装设计/版型评审方式输出：1）必须保持的肩宽、腰节、前中开合、左右长度和袖型；2）可以变化的领型、袖口和材料表达；3）可能的穿脱、裁片闭合与缝制风险；4）一票淘汰条件。无法从草图确认的内容请标为未知。</w:t>
+              <w:t>先不要生成。请读取选中的廓形草图、面料、色卡和备注，以服装设计/版型评审方式输出：1）必须保持的方领宽度、肩带、自然腰线、叠片长度、裙长和后中拉链；2）可以变化的肩带收口、裙摆明线与材料表达；3）可能的穿脱、裁片闭合与缝制风险；4）一票淘汰条件。无法从草图确认的内容请标为未知。</w:t>
             </w:r>
           </w:p>
         </w:tc>
@@ -5245,7 +5245,7 @@
                 <w:color w:val="18212B"/>
                 <w:sz w:val="19"/>
               </w:rPr>
-              <w:t>以“模块风衣裙 / V1”草图为廓形第一约束生成三组可实现女装。严格保持肩宽、A形下摆、左短右长前片、膝下长度、直筒长袖、斜向前中开合与腰节。面料为135 GSM微挺哑光棉锦，石灰白主色、炭黑辅色、信号橙≤5%。允许小翻领/低立领与袖口变化。正面微3/4全身、手臂离体、中性背景。避免腰带、大贴袋、夸张垫肩、大面积橙色、结构断裂、文字和水印。</w:t>
+              <w:t>以“叠片夏季裙 / V1”草图为廓形第一约束生成三组可实现夏季连衣裙。严格保持方领宽18 cm、前领深11 cm、肩带宽3 cm、自然腰线、八片A形裙摆、左前叠片、后中隐形拉链与后中长112 cm。以“雾薄荷棉真丝府绸 / F-02”的图片为材质参考，保持图中可见的雾薄荷色、轻薄微挺感与柔和微光，骨白内层、珊瑚粉≤3%。允许肩带包边/同料净缝与背部细系带变化。正面微3/4全身、手臂离体、中性背景。避免袖子、大荷叶边、腰带、大贴袋、透明走光、方领变形、结构断裂、文字和水印。</w:t>
             </w:r>
           </w:p>
         </w:tc>
@@ -5329,7 +5329,7 @@
                 <w:color w:val="18212B"/>
                 <w:sz w:val="19"/>
               </w:rPr>
-              <w:t>基于新完成的“模块风衣裙 / V2”廓形引用继续，不沿用旧草图中右侧模块片的高度。保持 V1 已确认的肩宽、腰节、面料、主色和斜向开合；只把右侧模块片上移约4 cm并重新平衡门襟交界。输出一组正面结构清楚的候选，避免改变其他轮廓比例。</w:t>
+              <w:t>基于新完成的“叠片夏季裙 / V2”廓形引用继续，不沿用旧草图中左侧叠片的长度。保持V1已确认的方领、肩带、自然腰线、面料、主色和后中拉链；只把左侧叠片下端延长约6 cm并重新平衡叠片边缘。输出一组正面结构清楚的候选，避免改变其他轮廓比例。</w:t>
             </w:r>
           </w:p>
         </w:tc>
@@ -5721,7 +5721,7 @@
                 <w:color w:val="18212B"/>
                 <w:sz w:val="18"/>
               </w:rPr>
-              <w:t>面料库/色卡/普通项目备注</w:t>
+              <w:t>面料库/色卡/设计助手</w:t>
             </w:r>
           </w:p>
         </w:tc>
@@ -5741,7 +5741,7 @@
                 <w:color w:val="18212B"/>
                 <w:sz w:val="18"/>
               </w:rPr>
-              <w:t>面料库只按名称回流图片；关闭后另建普通便签补充项目约束</w:t>
+              <w:t>面料库只按名称回流图片；关闭后直接以图片、草图和色卡作为设计助手上下文</w:t>
             </w:r>
           </w:p>
         </w:tc>
@@ -5761,7 +5761,7 @@
                 <w:color w:val="18212B"/>
                 <w:sz w:val="18"/>
               </w:rPr>
-              <w:t>图片名称与其他设计信息彻底分离</w:t>
+              <w:t>图片名称与服装结构提示词边界清楚</w:t>
             </w:r>
           </w:p>
         </w:tc>
@@ -5989,7 +5989,7 @@
                 <w:color w:val="18212B"/>
                 <w:sz w:val="18"/>
               </w:rPr>
-              <w:t>修正领口与门襟</w:t>
+              <w:t>修正方领与袖窿</w:t>
             </w:r>
           </w:p>
         </w:tc>
